--- a/docs/ITP-Limo-Keyword-Plan.docx
+++ b/docs/ITP-Limo-Keyword-Plan.docx
@@ -5367,7 +5367,7 @@
           <w:sz w:val="15"/>
           <w:szCs w:val="15"/>
         </w:rPr>
-        <w:t xml:space="preserve">THE FINDING THAT ISN’T ABOUT THE WEBSITE</w:t>
+        <w:t xml:space="preserve">RECOMMENDED NEXT PROJECT</w:t>
       </w:r>
     </w:p>
     <w:p>
@@ -5384,7 +5384,23 @@
           <w:sz w:val="30"/>
           <w:szCs w:val="30"/>
         </w:rPr>
-        <w:t xml:space="preserve">Most people never type a city name at all</w:t>
+        <w:t xml:space="preserve">Your Google Business Profile</w:t>
+      </w:r>
+    </w:p>
+    <w:p>
+      <w:pPr>
+        <w:spacing w:after="140" w:line="300"/>
+      </w:pPr>
+      <w:r>
+        <w:rPr>
+          <w:rFonts w:ascii="Calibri" w:cs="Calibri" w:eastAsia="Calibri" w:hAnsi="Calibri"/>
+          <w:b w:val="false"/>
+          <w:bCs w:val="false"/>
+          <w:color w:val="4C5854"/>
+          <w:sz w:val="21"/>
+          <w:szCs w:val="21"/>
+        </w:rPr>
+        <w:t xml:space="preserve">Everything so far has been about the website. This section is not, and it is the most important page in this document.</w:t>
       </w:r>
     </w:p>
     <w:tbl>
@@ -5465,12 +5481,12 @@
                 <w:sz w:val="21"/>
                 <w:szCs w:val="21"/>
               </w:rPr>
-              <w:t xml:space="preserve">Plus 8,100 for “limo near me”, 2,900 for “black car service near me” and 1,900 for “airport car service near me”. This is far more demand than every city phrase in this document combined — and no amount of writing on the website will capture it.</w:t>
-            </w:r>
-          </w:p>
-          <w:p>
-            <w:pPr>
-              <w:spacing w:after="160" w:line="300"/>
+              <w:t xml:space="preserve">Plus 8,100 for “limo near me”, 2,900 for “black car service near me” and 1,900 for “airport car service near me”. That is more demand than every city phrase in this document combined, several times over.</w:t>
+            </w:r>
+          </w:p>
+          <w:p>
+            <w:pPr>
+              <w:spacing w:after="0" w:line="300"/>
             </w:pPr>
             <w:r>
               <w:rPr>
@@ -5481,7 +5497,7 @@
                 <w:sz w:val="21"/>
                 <w:szCs w:val="21"/>
               </w:rPr>
-              <w:t xml:space="preserve">Searches like these are answered from your </w:t>
+              <w:t xml:space="preserve">None of it is won on the website. Searches like these are answered from your </w:t>
             </w:r>
             <w:r>
               <w:rPr>
@@ -5503,97 +5519,7 @@
                 <w:sz w:val="21"/>
                 <w:szCs w:val="21"/>
               </w:rPr>
-              <w:t xml:space="preserve"> — the listing with your map pin, hours, photos and reviews. Google decides who to show based on that listing, its categories, its service areas, and above all its reviews.</w:t>
-            </w:r>
-          </w:p>
-          <w:p>
-            <w:pPr>
-              <w:pStyle w:val="ListParagraph"/>
-              <w:numPr>
-                <w:ilvl w:val="0"/>
-                <w:numId w:val="2"/>
-              </w:numPr>
-              <w:spacing w:after="80" w:line="300"/>
-            </w:pPr>
-            <w:r>
-              <w:rPr>
-                <w:rFonts w:ascii="Calibri" w:cs="Calibri" w:eastAsia="Calibri" w:hAnsi="Calibri"/>
-                <w:b/>
-                <w:bCs/>
-                <w:color w:val="14181A"/>
-                <w:sz w:val="21"/>
-                <w:szCs w:val="21"/>
-              </w:rPr>
-              <w:t xml:space="preserve">Reviews are the main lever. </w:t>
-            </w:r>
-            <w:r>
-              <w:rPr>
-                <w:rFonts w:ascii="Calibri" w:cs="Calibri" w:eastAsia="Calibri" w:hAnsi="Calibri"/>
-                <w:color w:val="4C5854"/>
-                <w:sz w:val="21"/>
-                <w:szCs w:val="21"/>
-              </w:rPr>
-              <w:t xml:space="preserve">More recent reviews beat a better website almost every time here.</w:t>
-            </w:r>
-          </w:p>
-          <w:p>
-            <w:pPr>
-              <w:pStyle w:val="ListParagraph"/>
-              <w:numPr>
-                <w:ilvl w:val="0"/>
-                <w:numId w:val="2"/>
-              </w:numPr>
-              <w:spacing w:after="80" w:line="300"/>
-            </w:pPr>
-            <w:r>
-              <w:rPr>
-                <w:rFonts w:ascii="Calibri" w:cs="Calibri" w:eastAsia="Calibri" w:hAnsi="Calibri"/>
-                <w:b/>
-                <w:bCs/>
-                <w:color w:val="14181A"/>
-                <w:sz w:val="21"/>
-                <w:szCs w:val="21"/>
-              </w:rPr>
-              <w:t xml:space="preserve">Your details must match exactly </w:t>
-            </w:r>
-            <w:r>
-              <w:rPr>
-                <w:rFonts w:ascii="Calibri" w:cs="Calibri" w:eastAsia="Calibri" w:hAnsi="Calibri"/>
-                <w:color w:val="4C5854"/>
-                <w:sz w:val="21"/>
-                <w:szCs w:val="21"/>
-              </w:rPr>
-              <w:t xml:space="preserve">— the new 919 number and the itplimo.com address, identical everywhere.</w:t>
-            </w:r>
-          </w:p>
-          <w:p>
-            <w:pPr>
-              <w:pStyle w:val="ListParagraph"/>
-              <w:numPr>
-                <w:ilvl w:val="0"/>
-                <w:numId w:val="2"/>
-              </w:numPr>
-              <w:spacing w:after="0" w:line="300"/>
-            </w:pPr>
-            <w:r>
-              <w:rPr>
-                <w:rFonts w:ascii="Calibri" w:cs="Calibri" w:eastAsia="Calibri" w:hAnsi="Calibri"/>
-                <w:b/>
-                <w:bCs/>
-                <w:color w:val="14181A"/>
-                <w:sz w:val="21"/>
-                <w:szCs w:val="21"/>
-              </w:rPr>
-              <w:t xml:space="preserve">All four markets should be listed as service areas </w:t>
-            </w:r>
-            <w:r>
-              <w:rPr>
-                <w:rFonts w:ascii="Calibri" w:cs="Calibri" w:eastAsia="Calibri" w:hAnsi="Calibri"/>
-                <w:color w:val="4C5854"/>
-                <w:sz w:val="21"/>
-                <w:szCs w:val="21"/>
-              </w:rPr>
-              <w:t xml:space="preserve">on that one profile.</w:t>
+              <w:t xml:space="preserve"> — the listing with the map pin, the star rating and the photos, sitting above the search results. Google picks who appears there based on the listing itself: its categories, its service areas, its photos and its reviews.</w:t>
             </w:r>
           </w:p>
         </w:tc>
@@ -5601,8 +5527,67 @@
     </w:tbl>
     <w:p>
       <w:pPr>
-        <w:spacing w:after="320"/>
-      </w:pPr>
+        <w:spacing w:after="220"/>
+      </w:pPr>
+    </w:p>
+    <w:p>
+      <w:pPr>
+        <w:spacing w:after="140" w:line="300"/>
+      </w:pPr>
+      <w:r>
+        <w:rPr>
+          <w:rFonts w:ascii="Calibri" w:cs="Calibri" w:eastAsia="Calibri" w:hAnsi="Calibri"/>
+          <w:b/>
+          <w:bCs/>
+          <w:color w:val="14181A"/>
+          <w:sz w:val="21"/>
+          <w:szCs w:val="21"/>
+        </w:rPr>
+        <w:t xml:space="preserve">We looked for yours, and could not find one.</w:t>
+      </w:r>
+      <w:r>
+        <w:rPr>
+          <w:rFonts w:ascii="Calibri" w:cs="Calibri" w:eastAsia="Calibri" w:hAnsi="Calibri"/>
+          <w:b w:val="false"/>
+          <w:bCs w:val="false"/>
+          <w:color w:val="4C5854"/>
+          <w:sz w:val="21"/>
+          <w:szCs w:val="21"/>
+        </w:rPr>
+        <w:t xml:space="preserve"> Your website is live, your Facebook page is active and your business is listed in a transport directory — but no Google listing came up for ITP Limo in any search we ran. If one does exist, it is not surfacing, which in practice amounts to the same thing: when somebody in Raleigh reaches for their phone and types “chauffeur service near me”, you are not among the options they are shown.</w:t>
+      </w:r>
+    </w:p>
+    <w:p>
+      <w:pPr>
+        <w:spacing w:after="140" w:line="300"/>
+      </w:pPr>
+      <w:r>
+        <w:rPr>
+          <w:rFonts w:ascii="Calibri" w:cs="Calibri" w:eastAsia="Calibri" w:hAnsi="Calibri"/>
+          <w:b w:val="false"/>
+          <w:bCs w:val="false"/>
+          <w:color w:val="4C5854"/>
+          <w:sz w:val="21"/>
+          <w:szCs w:val="21"/>
+        </w:rPr>
+        <w:t xml:space="preserve">Meanwhile your competitors are there. That is the whole ballgame for local search, and it is not something a better website can fix from the outside.</w:t>
+      </w:r>
+    </w:p>
+    <w:p>
+      <w:pPr>
+        <w:spacing w:after="140" w:line="300"/>
+      </w:pPr>
+      <w:r>
+        <w:rPr>
+          <w:rFonts w:ascii="Calibri" w:cs="Calibri" w:eastAsia="Calibri" w:hAnsi="Calibri"/>
+          <w:b w:val="false"/>
+          <w:bCs w:val="false"/>
+          <w:color w:val="4C5854"/>
+          <w:sz w:val="21"/>
+          <w:szCs w:val="21"/>
+        </w:rPr>
+        <w:t xml:space="preserve">One thing we noticed while checking: your business appears as “ITP LIMO OF RALEIGH LLC” in one directory and simply “ITP Limo” elsewhere. Google treats inconsistent names, addresses and phone numbers as evidence of different businesses, and it holds listings back for exactly this. With the dispatch number having just changed to the 919 line, now is the right moment to get every listing saying the same thing.</w:t>
+      </w:r>
     </w:p>
     <w:p>
       <w:pPr>
@@ -5618,25 +5603,193 @@
           <w:sz w:val="15"/>
           <w:szCs w:val="15"/>
         </w:rPr>
-        <w:t xml:space="preserve">OVER TO YOU</w:t>
+        <w:t xml:space="preserve">WHAT THE WORK INVOLVES</w:t>
       </w:r>
     </w:p>
     <w:p>
       <w:pPr>
-        <w:pStyle w:val="Heading1"/>
-        <w:spacing w:after="140" w:before="40"/>
+        <w:pStyle w:val="ListParagraph"/>
+        <w:numPr>
+          <w:ilvl w:val="0"/>
+          <w:numId w:val="2"/>
+        </w:numPr>
+        <w:spacing w:after="110" w:line="300"/>
       </w:pPr>
       <w:r>
         <w:rPr>
-          <w:rFonts w:ascii="Georgia" w:cs="Georgia" w:eastAsia="Georgia" w:hAnsi="Georgia"/>
+          <w:rFonts w:ascii="Calibri" w:cs="Calibri" w:eastAsia="Calibri" w:hAnsi="Calibri"/>
           <w:b/>
           <w:bCs/>
           <w:color w:val="14181A"/>
-          <w:sz w:val="30"/>
-          <w:szCs w:val="30"/>
+          <w:sz w:val="21"/>
+          <w:szCs w:val="21"/>
         </w:rPr>
-        <w:t xml:space="preserve">Seven decisions we can’t make for you</w:t>
-      </w:r>
+        <w:t xml:space="preserve">Claim and verify the listing. </w:t>
+      </w:r>
+      <w:r>
+        <w:rPr>
+          <w:rFonts w:ascii="Calibri" w:cs="Calibri" w:eastAsia="Calibri" w:hAnsi="Calibri"/>
+          <w:color w:val="4C5854"/>
+          <w:sz w:val="21"/>
+          <w:szCs w:val="21"/>
+        </w:rPr>
+        <w:t xml:space="preserve">Including the postcard or phone verification Google requires, which is usually the step that stalls people.</w:t>
+      </w:r>
+    </w:p>
+    <w:p>
+      <w:pPr>
+        <w:pStyle w:val="ListParagraph"/>
+        <w:numPr>
+          <w:ilvl w:val="0"/>
+          <w:numId w:val="2"/>
+        </w:numPr>
+        <w:spacing w:after="110" w:line="300"/>
+      </w:pPr>
+      <w:r>
+        <w:rPr>
+          <w:rFonts w:ascii="Calibri" w:cs="Calibri" w:eastAsia="Calibri" w:hAnsi="Calibri"/>
+          <w:b/>
+          <w:bCs/>
+          <w:color w:val="14181A"/>
+          <w:sz w:val="21"/>
+          <w:szCs w:val="21"/>
+        </w:rPr>
+        <w:t xml:space="preserve">Get the categories right. </w:t>
+      </w:r>
+      <w:r>
+        <w:rPr>
+          <w:rFonts w:ascii="Calibri" w:cs="Calibri" w:eastAsia="Calibri" w:hAnsi="Calibri"/>
+          <w:color w:val="4C5854"/>
+          <w:sz w:val="21"/>
+          <w:szCs w:val="21"/>
+        </w:rPr>
+        <w:t xml:space="preserve">Primary and secondary categories decide which searches you are eligible to appear in at all. This is the single highest-leverage setting on the profile.</w:t>
+      </w:r>
+    </w:p>
+    <w:p>
+      <w:pPr>
+        <w:pStyle w:val="ListParagraph"/>
+        <w:numPr>
+          <w:ilvl w:val="0"/>
+          <w:numId w:val="2"/>
+        </w:numPr>
+        <w:spacing w:after="110" w:line="300"/>
+      </w:pPr>
+      <w:r>
+        <w:rPr>
+          <w:rFonts w:ascii="Calibri" w:cs="Calibri" w:eastAsia="Calibri" w:hAnsi="Calibri"/>
+          <w:b/>
+          <w:bCs/>
+          <w:color w:val="14181A"/>
+          <w:sz w:val="21"/>
+          <w:szCs w:val="21"/>
+        </w:rPr>
+        <w:t xml:space="preserve">Set all four markets as service areas. </w:t>
+      </w:r>
+      <w:r>
+        <w:rPr>
+          <w:rFonts w:ascii="Calibri" w:cs="Calibri" w:eastAsia="Calibri" w:hAnsi="Calibri"/>
+          <w:color w:val="4C5854"/>
+          <w:sz w:val="21"/>
+          <w:szCs w:val="21"/>
+        </w:rPr>
+        <w:t xml:space="preserve">One profile, correctly configured — not separate listings, which would risk a suspension.</w:t>
+      </w:r>
+    </w:p>
+    <w:p>
+      <w:pPr>
+        <w:pStyle w:val="ListParagraph"/>
+        <w:numPr>
+          <w:ilvl w:val="0"/>
+          <w:numId w:val="2"/>
+        </w:numPr>
+        <w:spacing w:after="110" w:line="300"/>
+      </w:pPr>
+      <w:r>
+        <w:rPr>
+          <w:rFonts w:ascii="Calibri" w:cs="Calibri" w:eastAsia="Calibri" w:hAnsi="Calibri"/>
+          <w:b/>
+          <w:bCs/>
+          <w:color w:val="14181A"/>
+          <w:sz w:val="21"/>
+          <w:szCs w:val="21"/>
+        </w:rPr>
+        <w:t xml:space="preserve">Make every detail consistent. </w:t>
+      </w:r>
+      <w:r>
+        <w:rPr>
+          <w:rFonts w:ascii="Calibri" w:cs="Calibri" w:eastAsia="Calibri" w:hAnsi="Calibri"/>
+          <w:color w:val="4C5854"/>
+          <w:sz w:val="21"/>
+          <w:szCs w:val="21"/>
+        </w:rPr>
+        <w:t xml:space="preserve">The 919 number, the itplimo.com address and one exact business name, matching across Google, Facebook and every directory you appear in.</w:t>
+      </w:r>
+    </w:p>
+    <w:p>
+      <w:pPr>
+        <w:pStyle w:val="ListParagraph"/>
+        <w:numPr>
+          <w:ilvl w:val="0"/>
+          <w:numId w:val="2"/>
+        </w:numPr>
+        <w:spacing w:after="110" w:line="300"/>
+      </w:pPr>
+      <w:r>
+        <w:rPr>
+          <w:rFonts w:ascii="Calibri" w:cs="Calibri" w:eastAsia="Calibri" w:hAnsi="Calibri"/>
+          <w:b/>
+          <w:bCs/>
+          <w:color w:val="14181A"/>
+          <w:sz w:val="21"/>
+          <w:szCs w:val="21"/>
+        </w:rPr>
+        <w:t xml:space="preserve">Load the photography. </w:t>
+      </w:r>
+      <w:r>
+        <w:rPr>
+          <w:rFonts w:ascii="Calibri" w:cs="Calibri" w:eastAsia="Calibri" w:hAnsi="Calibri"/>
+          <w:color w:val="4C5854"/>
+          <w:sz w:val="21"/>
+          <w:szCs w:val="21"/>
+        </w:rPr>
+        <w:t xml:space="preserve">You already have excellent vehicle and chauffeur photography from the recent shoot. Listings with real photos are picked over listings without them.</w:t>
+      </w:r>
+    </w:p>
+    <w:p>
+      <w:pPr>
+        <w:pStyle w:val="ListParagraph"/>
+        <w:numPr>
+          <w:ilvl w:val="0"/>
+          <w:numId w:val="2"/>
+        </w:numPr>
+        <w:spacing w:after="110" w:line="300"/>
+      </w:pPr>
+      <w:r>
+        <w:rPr>
+          <w:rFonts w:ascii="Calibri" w:cs="Calibri" w:eastAsia="Calibri" w:hAnsi="Calibri"/>
+          <w:b/>
+          <w:bCs/>
+          <w:color w:val="14181A"/>
+          <w:sz w:val="21"/>
+          <w:szCs w:val="21"/>
+        </w:rPr>
+        <w:t xml:space="preserve">Put a review process in place. </w:t>
+      </w:r>
+      <w:r>
+        <w:rPr>
+          <w:rFonts w:ascii="Calibri" w:cs="Calibri" w:eastAsia="Calibri" w:hAnsi="Calibri"/>
+          <w:color w:val="4C5854"/>
+          <w:sz w:val="21"/>
+          <w:szCs w:val="21"/>
+        </w:rPr>
+        <w:t xml:space="preserve">Reviews are the strongest single ranking factor here, and a steady trickle beats a burst. This means a simple, repeatable way of asking every satisfied client.</w:t>
+      </w:r>
+    </w:p>
+    <w:p>
+      <w:pPr>
+        <w:spacing w:after="120"/>
+      </w:pPr>
     </w:p>
     <w:tbl>
       <w:tblPr>
@@ -5659,7 +5812,7 @@
             <w:tcW w:type="dxa" w:w="9360"/>
             <w:tcBorders>
               <w:top w:val="single" w:color="DDE3DF" w:sz="2"/>
-              <w:left w:val="single" w:color="8A5A0F" w:sz="18"/>
+              <w:left w:val="single" w:color="0E6B4E" w:sz="18"/>
               <w:bottom w:val="single" w:color="DDE3DF" w:sz="2"/>
               <w:right w:val="single" w:color="DDE3DF" w:sz="2"/>
             </w:tcBorders>
@@ -5673,34 +5826,23 @@
           </w:tcPr>
           <w:p>
             <w:pPr>
-              <w:spacing w:after="60"/>
-            </w:pPr>
-            <w:r>
-              <w:rPr>
-                <w:rFonts w:ascii="Consolas" w:cs="Consolas" w:eastAsia="Consolas" w:hAnsi="Consolas"/>
-                <w:b/>
-                <w:bCs/>
-                <w:color w:val="8A5A0F"/>
-                <w:sz w:val="20"/>
-                <w:szCs w:val="20"/>
-              </w:rPr>
-              <w:t xml:space="preserve">01   </w:t>
-            </w:r>
-            <w:r>
-              <w:rPr>
-                <w:rFonts w:ascii="Calibri" w:cs="Calibri" w:eastAsia="Calibri" w:hAnsi="Calibri"/>
-                <w:b/>
-                <w:bCs/>
-                <w:color w:val="14181A"/>
-                <w:sz w:val="23"/>
-                <w:szCs w:val="23"/>
-              </w:rPr>
-              <w:t xml:space="preserve">Charlotte — do you want this work?</w:t>
-            </w:r>
-          </w:p>
-          <w:p>
-            <w:pPr>
-              <w:spacing w:after="0" w:line="300"/>
+              <w:spacing w:after="100"/>
+            </w:pPr>
+            <w:r>
+              <w:rPr>
+                <w:rFonts w:ascii="Calibri" w:cs="Calibri" w:eastAsia="Calibri" w:hAnsi="Calibri"/>
+                <w:b/>
+                <w:bCs/>
+                <w:color w:val="14181A"/>
+                <w:sz w:val="24"/>
+                <w:szCs w:val="24"/>
+              </w:rPr>
+              <w:t xml:space="preserve">We can take this on</w:t>
+            </w:r>
+          </w:p>
+          <w:p>
+            <w:pPr>
+              <w:spacing w:after="140" w:line="300"/>
             </w:pPr>
             <w:r>
               <w:rPr>
@@ -5711,7 +5853,23 @@
                 <w:sz w:val="21"/>
                 <w:szCs w:val="21"/>
               </w:rPr>
-              <w:t xml:space="preserve">720 searches a month at very low difficulty, plus 390 and 210 more sitting unclaimed. Easily the best return available. But it’s two and a half hours from Wake Forest and we’d be inviting the phone to ring. Do you want it, and would you take it on if it came?</w:t>
+              <w:t xml:space="preserve">Local search setup and management is one of the services we offer, and we would recommend it as the next project once the new site is live. The two work together: the website gives Google something credible to point at, and the profile is what puts you in front of the people already looking for a car.</w:t>
+            </w:r>
+          </w:p>
+          <w:p>
+            <w:pPr>
+              <w:spacing w:after="0" w:line="300"/>
+            </w:pPr>
+            <w:r>
+              <w:rPr>
+                <w:rFonts w:ascii="Calibri" w:cs="Calibri" w:eastAsia="Calibri" w:hAnsi="Calibri"/>
+                <w:b w:val="false"/>
+                <w:bCs w:val="false"/>
+                <w:color w:val="4C5854"/>
+                <w:sz w:val="21"/>
+                <w:szCs w:val="21"/>
+              </w:rPr>
+              <w:t xml:space="preserve">If you would like us to handle it, say the word and we will put a scope and a price in front of you. If you would rather run it yourself, we will hand over a checklist covering everything above — but given the numbers on this page, we would not leave it much longer.</w:t>
             </w:r>
           </w:p>
         </w:tc>
@@ -5719,8 +5877,42 @@
     </w:tbl>
     <w:p>
       <w:pPr>
-        <w:spacing w:after="120"/>
-      </w:pPr>
+        <w:spacing w:after="320"/>
+      </w:pPr>
+    </w:p>
+    <w:p>
+      <w:pPr>
+        <w:spacing w:after="60" w:before="360"/>
+      </w:pPr>
+      <w:r>
+        <w:rPr>
+          <w:rFonts w:ascii="Calibri" w:cs="Calibri" w:eastAsia="Calibri" w:hAnsi="Calibri"/>
+          <w:b/>
+          <w:bCs/>
+          <w:color w:val="0E6B4E"/>
+          <w:spacing w:val="40"/>
+          <w:sz w:val="15"/>
+          <w:szCs w:val="15"/>
+        </w:rPr>
+        <w:t xml:space="preserve">OVER TO YOU</w:t>
+      </w:r>
+    </w:p>
+    <w:p>
+      <w:pPr>
+        <w:pStyle w:val="Heading1"/>
+        <w:spacing w:after="140" w:before="40"/>
+      </w:pPr>
+      <w:r>
+        <w:rPr>
+          <w:rFonts w:ascii="Georgia" w:cs="Georgia" w:eastAsia="Georgia" w:hAnsi="Georgia"/>
+          <w:b/>
+          <w:bCs/>
+          <w:color w:val="14181A"/>
+          <w:sz w:val="30"/>
+          <w:szCs w:val="30"/>
+        </w:rPr>
+        <w:t xml:space="preserve">Seven decisions we can’t make for you</w:t>
+      </w:r>
     </w:p>
     <w:tbl>
       <w:tblPr>
@@ -5768,7 +5960,7 @@
                 <w:sz w:val="20"/>
                 <w:szCs w:val="20"/>
               </w:rPr>
-              <w:t xml:space="preserve">02   </w:t>
+              <w:t xml:space="preserve">01   </w:t>
             </w:r>
             <w:r>
               <w:rPr>
@@ -5779,7 +5971,7 @@
                 <w:sz w:val="23"/>
                 <w:szCs w:val="23"/>
               </w:rPr>
-              <w:t xml:space="preserve">Boston — is it worth investing in?</w:t>
+              <w:t xml:space="preserve">Charlotte — do you want this work?</w:t>
             </w:r>
           </w:p>
           <w:p>
@@ -5795,7 +5987,7 @@
                 <w:sz w:val="21"/>
                 <w:szCs w:val="21"/>
               </w:rPr>
-              <w:t xml:space="preserve">The demand is real and valuable, but you have no vehicles or people there, and the dispatch number is now a Raleigh area code. Roughly how much of your revenue comes from Boston today, and does it arrive through search or through people who already know you?</w:t>
+              <w:t xml:space="preserve">720 searches a month at very low difficulty, plus 390 and 210 more sitting unclaimed. Easily the best return available. But it’s two and a half hours from Wake Forest and we’d be inviting the phone to ring. Do you want it, and would you take it on if it came?</w:t>
             </w:r>
           </w:p>
         </w:tc>
@@ -5852,7 +6044,7 @@
                 <w:sz w:val="20"/>
                 <w:szCs w:val="20"/>
               </w:rPr>
-              <w:t xml:space="preserve">03   </w:t>
+              <w:t xml:space="preserve">02   </w:t>
             </w:r>
             <w:r>
               <w:rPr>
@@ -5863,7 +6055,7 @@
                 <w:sz w:val="23"/>
                 <w:szCs w:val="23"/>
               </w:rPr>
-              <w:t xml:space="preserve">Pinehurst — the journey, not the town?</w:t>
+              <w:t xml:space="preserve">Boston — is it worth investing in?</w:t>
             </w:r>
           </w:p>
           <w:p>
@@ -5879,7 +6071,7 @@
                 <w:sz w:val="21"/>
                 <w:szCs w:val="21"/>
               </w:rPr>
-              <w:t xml:space="preserve">We’d like to rebuild that page around “RDU to Pinehurst” rather than “Pinehurst limo service”, because that’s where the demand actually is. It means leading with the airport transfer and the golf group logistics. Happy with that?</w:t>
+              <w:t xml:space="preserve">The demand is real and valuable, but you have no vehicles or people there, and the dispatch number is now a Raleigh area code. Roughly how much of your revenue comes from Boston today, and does it arrive through search or through people who already know you?</w:t>
             </w:r>
           </w:p>
         </w:tc>
@@ -5936,7 +6128,7 @@
                 <w:sz w:val="20"/>
                 <w:szCs w:val="20"/>
               </w:rPr>
-              <w:t xml:space="preserve">04   </w:t>
+              <w:t xml:space="preserve">03   </w:t>
             </w:r>
             <w:r>
               <w:rPr>
@@ -5947,7 +6139,7 @@
                 <w:sz w:val="23"/>
                 <w:szCs w:val="23"/>
               </w:rPr>
-              <w:t xml:space="preserve">Weddings — push them or not?</w:t>
+              <w:t xml:space="preserve">Pinehurst — the journey, not the town?</w:t>
             </w:r>
           </w:p>
           <w:p>
@@ -5963,7 +6155,7 @@
                 <w:sz w:val="21"/>
                 <w:szCs w:val="21"/>
               </w:rPr>
-              <w:t xml:space="preserve">There’s steady, uncontested demand for wedding transport in both Raleigh and Wilmington. Worth targeting properly, or is it work you’d rather not build the business around?</w:t>
+              <w:t xml:space="preserve">We’d like to rebuild that page around “RDU to Pinehurst” rather than “Pinehurst limo service”, because that’s where the demand actually is. It means leading with the airport transfer and the golf group logistics. Happy with that?</w:t>
             </w:r>
           </w:p>
         </w:tc>
@@ -6020,7 +6212,7 @@
                 <w:sz w:val="20"/>
                 <w:szCs w:val="20"/>
               </w:rPr>
-              <w:t xml:space="preserve">05   </w:t>
+              <w:t xml:space="preserve">04   </w:t>
             </w:r>
             <w:r>
               <w:rPr>
@@ -6031,7 +6223,7 @@
                 <w:sz w:val="23"/>
                 <w:szCs w:val="23"/>
               </w:rPr>
-              <w:t xml:space="preserve">Party buses and proms — confirming you don’t do these</w:t>
+              <w:t xml:space="preserve">Weddings — push them or not?</w:t>
             </w:r>
           </w:p>
           <w:p>
@@ -6047,7 +6239,7 @@
                 <w:sz w:val="21"/>
                 <w:szCs w:val="21"/>
               </w:rPr>
-              <w:t xml:space="preserve">“Party bus Raleigh” gets 720 searches a month, more than any executive phrase in the market. We’ve deliberately left it out, because it’s a different business and not the one you’re in. Just confirming that’s right.</w:t>
+              <w:t xml:space="preserve">There’s steady, uncontested demand for wedding transport in both Raleigh and Wilmington. Worth targeting properly, or is it work you’d rather not build the business around?</w:t>
             </w:r>
           </w:p>
         </w:tc>
@@ -6104,7 +6296,7 @@
                 <w:sz w:val="20"/>
                 <w:szCs w:val="20"/>
               </w:rPr>
-              <w:t xml:space="preserve">06   </w:t>
+              <w:t xml:space="preserve">05   </w:t>
             </w:r>
             <w:r>
               <w:rPr>
@@ -6115,7 +6307,7 @@
                 <w:sz w:val="23"/>
                 <w:szCs w:val="23"/>
               </w:rPr>
-              <w:t xml:space="preserve">Wilmington — three areas we didn’t list</w:t>
+              <w:t xml:space="preserve">Party buses and proms — confirming you don’t do these</w:t>
             </w:r>
           </w:p>
           <w:p>
@@ -6131,7 +6323,7 @@
                 <w:sz w:val="21"/>
                 <w:szCs w:val="21"/>
               </w:rPr>
-              <w:t xml:space="preserve">Competitors serving that coast routinely cover Hampstead, and Pender and Brunswick counties. They’re not on your list. Do you serve them? If so we’ll add them.</w:t>
+              <w:t xml:space="preserve">“Party bus Raleigh” gets 720 searches a month, more than any executive phrase in the market. We’ve deliberately left it out, because it’s a different business and not the one you’re in. Just confirming that’s right.</w:t>
             </w:r>
           </w:p>
         </w:tc>
@@ -6188,7 +6380,7 @@
                 <w:sz w:val="20"/>
                 <w:szCs w:val="20"/>
               </w:rPr>
-              <w:t xml:space="preserve">07   </w:t>
+              <w:t xml:space="preserve">06   </w:t>
             </w:r>
             <w:r>
               <w:rPr>
@@ -6199,7 +6391,7 @@
                 <w:sz w:val="23"/>
                 <w:szCs w:val="23"/>
               </w:rPr>
-              <w:t xml:space="preserve">Google Business Profile — who has access?</w:t>
+              <w:t xml:space="preserve">Wilmington — three areas we didn’t list</w:t>
             </w:r>
           </w:p>
           <w:p>
@@ -6215,7 +6407,91 @@
                 <w:sz w:val="21"/>
                 <w:szCs w:val="21"/>
               </w:rPr>
-              <w:t xml:space="preserve">Given the numbers above, this matters as much as the website. Is the listing claimed, and can you give us access to check the categories, service areas and contact details are right?</w:t>
+              <w:t xml:space="preserve">Competitors serving that coast routinely cover Hampstead, and Pender and Brunswick counties. They’re not on your list. Do you serve them? If so we’ll add them.</w:t>
+            </w:r>
+          </w:p>
+        </w:tc>
+      </w:tr>
+    </w:tbl>
+    <w:p>
+      <w:pPr>
+        <w:spacing w:after="120"/>
+      </w:pPr>
+    </w:p>
+    <w:tbl>
+      <w:tblPr>
+        <w:tblW w:type="dxa" w:w="9360"/>
+        <w:tblBorders>
+          <w:top w:val="single" w:color="auto" w:sz="4"/>
+          <w:left w:val="single" w:color="auto" w:sz="4"/>
+          <w:bottom w:val="single" w:color="auto" w:sz="4"/>
+          <w:right w:val="single" w:color="auto" w:sz="4"/>
+          <w:insideH w:val="single" w:color="auto" w:sz="4"/>
+          <w:insideV w:val="single" w:color="auto" w:sz="4"/>
+        </w:tblBorders>
+      </w:tblPr>
+      <w:tblGrid>
+        <w:gridCol w:w="9360"/>
+      </w:tblGrid>
+      <w:tr>
+        <w:tc>
+          <w:tcPr>
+            <w:tcW w:type="dxa" w:w="9360"/>
+            <w:tcBorders>
+              <w:top w:val="single" w:color="DDE3DF" w:sz="2"/>
+              <w:left w:val="single" w:color="8A5A0F" w:sz="18"/>
+              <w:bottom w:val="single" w:color="DDE3DF" w:sz="2"/>
+              <w:right w:val="single" w:color="DDE3DF" w:sz="2"/>
+            </w:tcBorders>
+            <w:shd w:fill="F7FAF8" w:color="auto" w:val="clear"/>
+            <w:tcMar>
+              <w:top w:type="dxa" w:w="200"/>
+              <w:left w:type="dxa" w:w="220"/>
+              <w:bottom w:type="dxa" w:w="200"/>
+              <w:right w:type="dxa" w:w="220"/>
+            </w:tcMar>
+          </w:tcPr>
+          <w:p>
+            <w:pPr>
+              <w:spacing w:after="60"/>
+            </w:pPr>
+            <w:r>
+              <w:rPr>
+                <w:rFonts w:ascii="Consolas" w:cs="Consolas" w:eastAsia="Consolas" w:hAnsi="Consolas"/>
+                <w:b/>
+                <w:bCs/>
+                <w:color w:val="8A5A0F"/>
+                <w:sz w:val="20"/>
+                <w:szCs w:val="20"/>
+              </w:rPr>
+              <w:t xml:space="preserve">07   </w:t>
+            </w:r>
+            <w:r>
+              <w:rPr>
+                <w:rFonts w:ascii="Calibri" w:cs="Calibri" w:eastAsia="Calibri" w:hAnsi="Calibri"/>
+                <w:b/>
+                <w:bCs/>
+                <w:color w:val="14181A"/>
+                <w:sz w:val="23"/>
+                <w:szCs w:val="23"/>
+              </w:rPr>
+              <w:t xml:space="preserve">Google Business Profile — shall we take it on?</w:t>
+            </w:r>
+          </w:p>
+          <w:p>
+            <w:pPr>
+              <w:spacing w:after="0" w:line="300"/>
+            </w:pPr>
+            <w:r>
+              <w:rPr>
+                <w:rFonts w:ascii="Calibri" w:cs="Calibri" w:eastAsia="Calibri" w:hAnsi="Calibri"/>
+                <w:b w:val="false"/>
+                <w:bCs w:val="false"/>
+                <w:color w:val="4C5854"/>
+                <w:sz w:val="21"/>
+                <w:szCs w:val="21"/>
+              </w:rPr>
+              <w:t xml:space="preserve">The 49,500-a-month question. Do you already have a listing we could not find, or does it need setting up from scratch? Either way, tell us whether you would like us to handle it as the next project and we will come back with a scope and a price.</w:t>
             </w:r>
           </w:p>
         </w:tc>

--- a/docs/ITP-Limo-Keyword-Plan.docx
+++ b/docs/ITP-Limo-Keyword-Plan.docx
@@ -48,7 +48,7 @@
           <w:sz w:val="21"/>
           <w:szCs w:val="21"/>
         </w:rPr>
-        <w:t xml:space="preserve">We pulled real Google search data for every market ITP serves — how many people search each phrase every month, and how hard each one would be to rank for. Below is what we propose to target. Please read it through and tell us where we’ve got the business wrong.</w:t>
+        <w:t xml:space="preserve">I pulled real Google search data for every market ITP serves — how many people search each phrase every month, and how hard each one would be to rank for. Below is what I propose to target. Please read it through and tell me where I’ve got the business wrong.</w:t>
       </w:r>
     </w:p>
     <w:p>
@@ -203,7 +203,7 @@
                 <w:sz w:val="23"/>
                 <w:szCs w:val="23"/>
               </w:rPr>
-              <w:t xml:space="preserve">What we need from you</w:t>
+              <w:t xml:space="preserve">What I need from you</w:t>
             </w:r>
           </w:p>
           <w:p>
@@ -219,7 +219,7 @@
                 <w:sz w:val="21"/>
                 <w:szCs w:val="21"/>
               </w:rPr>
-              <w:t xml:space="preserve">Two things. First, look at each market and confirm the work described is work you actually want — there’s no point ranking for weddings if you’d rather not do weddings. Second, there are seven decisions at the end that only you can make. Everything else we’ll handle.</w:t>
+              <w:t xml:space="preserve">Two things. First, look at each market and confirm the work described is work you actually want — there’s no point ranking for party buses if you don’t run them. Second, there are seven decisions at the end that only you can make. Everything else I’ll handle.</w:t>
             </w:r>
           </w:p>
         </w:tc>
@@ -326,7 +326,7 @@
           <w:sz w:val="21"/>
           <w:szCs w:val="21"/>
         </w:rPr>
-        <w:t xml:space="preserve">One thing worth knowing: Google groups near-identical phrasings together. “Car service Raleigh”, “Raleigh car service” and “car service in Raleigh” all report the same 320 — it’s one pool of demand, not three. We haven’t added those up anywhere.</w:t>
+        <w:t xml:space="preserve">One thing worth knowing: Google groups near-identical phrasings together. “Car service Raleigh”, “Raleigh car service” and “car service in Raleigh” all report the same 320 — it’s one pool of demand, not three. I haven’t added those up anywhere.</w:t>
       </w:r>
     </w:p>
     <w:p>
@@ -376,7 +376,7 @@
           <w:sz w:val="21"/>
           <w:szCs w:val="21"/>
         </w:rPr>
-        <w:t xml:space="preserve">Your biggest market operationally, though not the biggest in search volume. The useful finding is that three different phrases carry real demand — people look for “limo service”, “car service” and “chauffeur service” as if they were different things. We should appear for all three, and two of them are almost unclaimed.</w:t>
+        <w:t xml:space="preserve">Your biggest market operationally, though not the biggest in search volume. The useful finding is that three different phrases carry real demand — people look for “limo service”, “car service” and “chauffeur service” as if they were different things. You should appear for all three, and two of them are almost unclaimed.</w:t>
       </w:r>
     </w:p>
     <w:tbl>
@@ -658,7 +658,7 @@
                 <w:sz w:val="19"/>
                 <w:szCs w:val="19"/>
               </w:rPr>
-              <w:t xml:space="preserve">Already our page title</w:t>
+              <w:t xml:space="preserve">Already your page title</w:t>
             </w:r>
           </w:p>
         </w:tc>
@@ -1537,7 +1537,7 @@
                 <w:sz w:val="19"/>
                 <w:szCs w:val="19"/>
               </w:rPr>
-              <w:t xml:space="preserve">Weddings — see decision 04</w:t>
+              <w:t xml:space="preserve">Weddings — you already listed these</w:t>
             </w:r>
           </w:p>
         </w:tc>
@@ -1837,7 +1837,7 @@
           <w:sz w:val="21"/>
           <w:szCs w:val="21"/>
         </w:rPr>
-        <w:t xml:space="preserve">The best opportunity on the whole site, and it surprised us. </w:t>
+        <w:t xml:space="preserve">The best opportunity on the whole site, and it surprised me. </w:t>
       </w:r>
       <w:r>
         <w:rPr>
@@ -1859,7 +1859,7 @@
           <w:sz w:val="21"/>
           <w:szCs w:val="21"/>
         </w:rPr>
-        <w:t xml:space="preserve"> search “limo service Wilmington NC” and almost nobody is competing hard for it. Higher demand than anything in Raleigh, at a fraction of the difficulty. The page we built for you last week is already titled correctly for it.</w:t>
+        <w:t xml:space="preserve"> search “limo service Wilmington NC” and almost nobody is competing hard for it. Higher demand than anything in Raleigh, at a fraction of the difficulty. The page I built for you last week is already titled correctly for it.</w:t>
       </w:r>
     </w:p>
     <w:tbl>
@@ -2157,7 +2157,7 @@
                 <w:sz w:val="19"/>
                 <w:szCs w:val="19"/>
               </w:rPr>
-              <w:t xml:space="preserve">Highest-value term we found</w:t>
+              <w:t xml:space="preserve">Highest-value term I found</w:t>
             </w:r>
           </w:p>
         </w:tc>
@@ -2820,7 +2820,7 @@
           <w:sz w:val="21"/>
           <w:szCs w:val="21"/>
         </w:rPr>
-        <w:t xml:space="preserve">This one changes our plan. Almost nobody searches for a car service in Pinehurst — those phrases get around ten searches a month. What people search for is </w:t>
+        <w:t xml:space="preserve">This one changes the plan. Almost nobody searches for a car service in Pinehurst — those phrases get around ten searches a month. What people search for is </w:t>
       </w:r>
       <w:r>
         <w:rPr>
@@ -2842,7 +2842,7 @@
           <w:sz w:val="21"/>
           <w:szCs w:val="21"/>
         </w:rPr>
-        <w:t xml:space="preserve">: “RDU to Pinehurst” pulls 210 a month with nobody competing, and it carries the highest advertising value of any North Carolina phrase we measured, which tells us these are people ready to spend.</w:t>
+        <w:t xml:space="preserve">: “RDU to Pinehurst” pulls 210 a month with nobody competing, and it carries the highest advertising value of any North Carolina phrase I measured, which tells me these are people ready to spend.</w:t>
       </w:r>
     </w:p>
     <w:p>
@@ -2858,7 +2858,7 @@
           <w:sz w:val="21"/>
           <w:szCs w:val="21"/>
         </w:rPr>
-        <w:t xml:space="preserve">So we’d like to rebuild the Pinehurst page around the airport transfer rather than the town. It also plays directly to your advantage: Pinehurst Resort’s own shuttle asks for 72 hours notice, which is no use to a golf group whose flight just moved.</w:t>
+        <w:t xml:space="preserve">So I’d like to rebuild the Pinehurst page around the airport transfer rather than the town. It also plays directly to your advantage: Pinehurst Resort’s own shuttle asks for 72 hours notice, which is no use to a golf group whose flight just moved.</w:t>
       </w:r>
     </w:p>
     <w:tbl>
@@ -4681,7 +4681,7 @@
           <w:sz w:val="21"/>
           <w:szCs w:val="21"/>
         </w:rPr>
-        <w:t xml:space="preserve"> — it’s the single easiest market in this study. We haven’t built pages for either, because that’s your call to make, not ours.</w:t>
+        <w:t xml:space="preserve"> — it’s the single easiest market in this study. I haven’t built pages for either, because that’s your call to make, not mine.</w:t>
       </w:r>
     </w:p>
     <w:tbl>
@@ -5543,7 +5543,7 @@
           <w:sz w:val="21"/>
           <w:szCs w:val="21"/>
         </w:rPr>
-        <w:t xml:space="preserve">We looked for yours, and could not find one.</w:t>
+        <w:t xml:space="preserve">I looked for yours, and could not find one.</w:t>
       </w:r>
       <w:r>
         <w:rPr>
@@ -5554,7 +5554,7 @@
           <w:sz w:val="21"/>
           <w:szCs w:val="21"/>
         </w:rPr>
-        <w:t xml:space="preserve"> Your website is live, your Facebook page is active and your business is listed in a transport directory — but no Google listing came up for ITP Limo in any search we ran. If one does exist, it is not surfacing, which in practice amounts to the same thing: when somebody in Raleigh reaches for their phone and types “chauffeur service near me”, you are not among the options they are shown.</w:t>
+        <w:t xml:space="preserve"> Your website is live, your Facebook page is active and your business is listed in a transport directory — but no Google listing came up for ITP Limo in any search I ran. If one does exist, it is not surfacing, which in practice amounts to the same thing: when somebody in Raleigh reaches for their phone and types “chauffeur service near me”, you are not among the options they are shown.</w:t>
       </w:r>
     </w:p>
     <w:p>
@@ -5586,7 +5586,7 @@
           <w:sz w:val="21"/>
           <w:szCs w:val="21"/>
         </w:rPr>
-        <w:t xml:space="preserve">One thing we noticed while checking: your business appears as “ITP LIMO OF RALEIGH LLC” in one directory and simply “ITP Limo” elsewhere. Google treats inconsistent names, addresses and phone numbers as evidence of different businesses, and it holds listings back for exactly this. With the dispatch number having just changed to the 919 line, now is the right moment to get every listing saying the same thing.</w:t>
+        <w:t xml:space="preserve">One thing I noticed while checking: your business appears as “ITP LIMO OF RALEIGH LLC” in one directory and simply “ITP Limo” elsewhere. Google treats inconsistent names, addresses and phone numbers as evidence of different businesses, and it holds listings back for exactly this. With the dispatch number having just changed to the 919 line, now is the right moment to get every listing saying the same thing.</w:t>
       </w:r>
     </w:p>
     <w:p>
@@ -5837,7 +5837,7 @@
                 <w:sz w:val="24"/>
                 <w:szCs w:val="24"/>
               </w:rPr>
-              <w:t xml:space="preserve">We can take this on</w:t>
+              <w:t xml:space="preserve">I can take this on</w:t>
             </w:r>
           </w:p>
           <w:p>
@@ -5853,7 +5853,7 @@
                 <w:sz w:val="21"/>
                 <w:szCs w:val="21"/>
               </w:rPr>
-              <w:t xml:space="preserve">Local search setup and management is one of the services we offer, and we would recommend it as the next project once the new site is live. The two work together: the website gives Google something credible to point at, and the profile is what puts you in front of the people already looking for a car.</w:t>
+              <w:t xml:space="preserve">Local search setup and management is one of the services I offer, and I’d recommend it as the next project once the new site is live. The two work together: the website gives Google something credible to point at, and the profile is what puts you in front of the people already looking for a car.</w:t>
             </w:r>
           </w:p>
           <w:p>
@@ -5869,7 +5869,7 @@
                 <w:sz w:val="21"/>
                 <w:szCs w:val="21"/>
               </w:rPr>
-              <w:t xml:space="preserve">If you would like us to handle it, say the word and we will put a scope and a price in front of you. If you would rather run it yourself, we will hand over a checklist covering everything above — but given the numbers on this page, we would not leave it much longer.</w:t>
+              <w:t xml:space="preserve">If you’d like me to handle it, say the word and I’ll put a scope and a price in front of you. If you’d rather run it yourself, I’ll hand over a checklist covering everything above — but given the numbers on this page, I wouldn’t leave it much longer.</w:t>
             </w:r>
           </w:p>
         </w:tc>
@@ -5911,7 +5911,7 @@
           <w:sz w:val="30"/>
           <w:szCs w:val="30"/>
         </w:rPr>
-        <w:t xml:space="preserve">Seven decisions we can’t make for you</w:t>
+        <w:t xml:space="preserve">Six decisions I can’t make for you</w:t>
       </w:r>
     </w:p>
     <w:tbl>
@@ -5971,7 +5971,7 @@
                 <w:sz w:val="23"/>
                 <w:szCs w:val="23"/>
               </w:rPr>
-              <w:t xml:space="preserve">Charlotte — do you want this work?</w:t>
+              <w:t xml:space="preserve">Charlotte — you asked if it needed its own page. It does.</w:t>
             </w:r>
           </w:p>
           <w:p>
@@ -5987,7 +5987,7 @@
                 <w:sz w:val="21"/>
                 <w:szCs w:val="21"/>
               </w:rPr>
-              <w:t xml:space="preserve">720 searches a month at very low difficulty, plus 390 and 210 more sitting unclaimed. Easily the best return available. But it’s two and a half hours from Wake Forest and we’d be inviting the phone to ring. Do you want it, and would you take it on if it came?</w:t>
+              <w:t xml:space="preserve">You raised Charlotte and Greensboro yourself, and asked whether they needed pages like Pinehurst and Wilmington. The data answers it: 720 searches a month at very low difficulty, plus 390 and 210 more sitting unclaimed — more demand than Raleigh, at half the difficulty. It is two and a half hours from Wake Forest, so the only open question is whether you would take the work if the phone rang. If yes, I will build the page.</w:t>
             </w:r>
           </w:p>
         </w:tc>
@@ -6155,7 +6155,7 @@
                 <w:sz w:val="21"/>
                 <w:szCs w:val="21"/>
               </w:rPr>
-              <w:t xml:space="preserve">We’d like to rebuild that page around “RDU to Pinehurst” rather than “Pinehurst limo service”, because that’s where the demand actually is. It means leading with the airport transfer and the golf group logistics. Happy with that?</w:t>
+              <w:t xml:space="preserve">I’d like to rebuild that page around “RDU to Pinehurst” rather than “Pinehurst limo service”, because that’s where the demand actually is. It means leading with the airport transfer and the golf group logistics. Happy with that?</w:t>
             </w:r>
           </w:p>
         </w:tc>
@@ -6223,7 +6223,7 @@
                 <w:sz w:val="23"/>
                 <w:szCs w:val="23"/>
               </w:rPr>
-              <w:t xml:space="preserve">Weddings — push them or not?</w:t>
+              <w:t xml:space="preserve">Party buses and proms — confirming you don’t do these</w:t>
             </w:r>
           </w:p>
           <w:p>
@@ -6239,7 +6239,7 @@
                 <w:sz w:val="21"/>
                 <w:szCs w:val="21"/>
               </w:rPr>
-              <w:t xml:space="preserve">There’s steady, uncontested demand for wedding transport in both Raleigh and Wilmington. Worth targeting properly, or is it work you’d rather not build the business around?</w:t>
+              <w:t xml:space="preserve">“Party bus Raleigh” gets 720 searches a month, more than any executive phrase in the market. I’ve deliberately left it out, because it’s a different business and not the one you’re in. Just confirming that’s right.</w:t>
             </w:r>
           </w:p>
         </w:tc>
@@ -6307,7 +6307,7 @@
                 <w:sz w:val="23"/>
                 <w:szCs w:val="23"/>
               </w:rPr>
-              <w:t xml:space="preserve">Party buses and proms — confirming you don’t do these</w:t>
+              <w:t xml:space="preserve">Wilmington — three areas I didn’t list</w:t>
             </w:r>
           </w:p>
           <w:p>
@@ -6323,7 +6323,7 @@
                 <w:sz w:val="21"/>
                 <w:szCs w:val="21"/>
               </w:rPr>
-              <w:t xml:space="preserve">“Party bus Raleigh” gets 720 searches a month, more than any executive phrase in the market. We’ve deliberately left it out, because it’s a different business and not the one you’re in. Just confirming that’s right.</w:t>
+              <w:t xml:space="preserve">Competitors serving that coast routinely cover Hampstead, and Pender and Brunswick counties. They’re not on your list. Do you serve them? If so I’ll add them.</w:t>
             </w:r>
           </w:p>
         </w:tc>
@@ -6391,7 +6391,7 @@
                 <w:sz w:val="23"/>
                 <w:szCs w:val="23"/>
               </w:rPr>
-              <w:t xml:space="preserve">Wilmington — three areas we didn’t list</w:t>
+              <w:t xml:space="preserve">Google Business Profile — shall I take it on?</w:t>
             </w:r>
           </w:p>
           <w:p>
@@ -6407,91 +6407,7 @@
                 <w:sz w:val="21"/>
                 <w:szCs w:val="21"/>
               </w:rPr>
-              <w:t xml:space="preserve">Competitors serving that coast routinely cover Hampstead, and Pender and Brunswick counties. They’re not on your list. Do you serve them? If so we’ll add them.</w:t>
-            </w:r>
-          </w:p>
-        </w:tc>
-      </w:tr>
-    </w:tbl>
-    <w:p>
-      <w:pPr>
-        <w:spacing w:after="120"/>
-      </w:pPr>
-    </w:p>
-    <w:tbl>
-      <w:tblPr>
-        <w:tblW w:type="dxa" w:w="9360"/>
-        <w:tblBorders>
-          <w:top w:val="single" w:color="auto" w:sz="4"/>
-          <w:left w:val="single" w:color="auto" w:sz="4"/>
-          <w:bottom w:val="single" w:color="auto" w:sz="4"/>
-          <w:right w:val="single" w:color="auto" w:sz="4"/>
-          <w:insideH w:val="single" w:color="auto" w:sz="4"/>
-          <w:insideV w:val="single" w:color="auto" w:sz="4"/>
-        </w:tblBorders>
-      </w:tblPr>
-      <w:tblGrid>
-        <w:gridCol w:w="9360"/>
-      </w:tblGrid>
-      <w:tr>
-        <w:tc>
-          <w:tcPr>
-            <w:tcW w:type="dxa" w:w="9360"/>
-            <w:tcBorders>
-              <w:top w:val="single" w:color="DDE3DF" w:sz="2"/>
-              <w:left w:val="single" w:color="8A5A0F" w:sz="18"/>
-              <w:bottom w:val="single" w:color="DDE3DF" w:sz="2"/>
-              <w:right w:val="single" w:color="DDE3DF" w:sz="2"/>
-            </w:tcBorders>
-            <w:shd w:fill="F7FAF8" w:color="auto" w:val="clear"/>
-            <w:tcMar>
-              <w:top w:type="dxa" w:w="200"/>
-              <w:left w:type="dxa" w:w="220"/>
-              <w:bottom w:type="dxa" w:w="200"/>
-              <w:right w:type="dxa" w:w="220"/>
-            </w:tcMar>
-          </w:tcPr>
-          <w:p>
-            <w:pPr>
-              <w:spacing w:after="60"/>
-            </w:pPr>
-            <w:r>
-              <w:rPr>
-                <w:rFonts w:ascii="Consolas" w:cs="Consolas" w:eastAsia="Consolas" w:hAnsi="Consolas"/>
-                <w:b/>
-                <w:bCs/>
-                <w:color w:val="8A5A0F"/>
-                <w:sz w:val="20"/>
-                <w:szCs w:val="20"/>
-              </w:rPr>
-              <w:t xml:space="preserve">07   </w:t>
-            </w:r>
-            <w:r>
-              <w:rPr>
-                <w:rFonts w:ascii="Calibri" w:cs="Calibri" w:eastAsia="Calibri" w:hAnsi="Calibri"/>
-                <w:b/>
-                <w:bCs/>
-                <w:color w:val="14181A"/>
-                <w:sz w:val="23"/>
-                <w:szCs w:val="23"/>
-              </w:rPr>
-              <w:t xml:space="preserve">Google Business Profile — shall we take it on?</w:t>
-            </w:r>
-          </w:p>
-          <w:p>
-            <w:pPr>
-              <w:spacing w:after="0" w:line="300"/>
-            </w:pPr>
-            <w:r>
-              <w:rPr>
-                <w:rFonts w:ascii="Calibri" w:cs="Calibri" w:eastAsia="Calibri" w:hAnsi="Calibri"/>
-                <w:b w:val="false"/>
-                <w:bCs w:val="false"/>
-                <w:color w:val="4C5854"/>
-                <w:sz w:val="21"/>
-                <w:szCs w:val="21"/>
-              </w:rPr>
-              <w:t xml:space="preserve">The 49,500-a-month question. Do you already have a listing we could not find, or does it need setting up from scratch? Either way, tell us whether you would like us to handle it as the next project and we will come back with a scope and a price.</w:t>
+              <w:t xml:space="preserve">The 49,500-a-month question. Do you already have a listing I couldn’t find, or does it need setting up from scratch? Either way, tell me whether you’d like me to handle it as the next project and I’ll come back with a scope and a price.</w:t>
             </w:r>
           </w:p>
         </w:tc>
@@ -6535,7 +6451,7 @@
           <w:sz w:val="18"/>
           <w:szCs w:val="18"/>
         </w:rPr>
-        <w:t xml:space="preserve">41 of the 153 phrases we tested returned no data, meaning fewer than roughly ten searches a month. Most were corporate wordings such as “corporate transportation RTP” — the work is valuable, but people don’t find it through search.</w:t>
+        <w:t xml:space="preserve">41 of the 153 phrases I tested returned no data, meaning fewer than roughly ten searches a month. Most were corporate wordings such as “corporate transportation RTP” — the work is valuable, but people don’t find it through search.</w:t>
       </w:r>
     </w:p>
     <w:sectPr>

--- a/docs/ITP-Limo-Keyword-Plan.docx
+++ b/docs/ITP-Limo-Keyword-Plan.docx
@@ -6323,7 +6323,7 @@
                 <w:sz w:val="21"/>
                 <w:szCs w:val="21"/>
               </w:rPr>
-              <w:t xml:space="preserve">Competitors serving that coast routinely cover Hampstead, and Pender and Brunswick counties. They’re not on your list. Do you serve them? If so I’ll add them.</w:t>
+              <w:t xml:space="preserve">You listed Leland, which is already in Brunswick County — so you are part way there. Competitors on that coast also cover Hampstead, up in Pender County, and more of Brunswick beyond Leland. Do you go that far north or south? If so I’ll add them.</w:t>
             </w:r>
           </w:p>
         </w:tc>
